--- a/projects/TRD-EHR/paper1-trd-prediction/parts/supplement/17-s3-calibration.docx
+++ b/projects/TRD-EHR/paper1-trd-prediction/parts/supplement/17-s3-calibration.docx
@@ -2,7 +2,7 @@
 <file path=word/document.xml><?xml version="1.0" encoding="utf-8"?>
 <w:document xmlns:w="http://schemas.openxmlformats.org/wordprocessingml/2006/main" xmlns:m="http://schemas.openxmlformats.org/officeDocument/2006/math" xmlns:r="http://schemas.openxmlformats.org/officeDocument/2006/relationships" xmlns:o="urn:schemas-microsoft-com:office:office" xmlns:v="urn:schemas-microsoft-com:vml" xmlns:w10="urn:schemas-microsoft-com:office:word" xmlns:a="http://schemas.openxmlformats.org/drawingml/2006/main" xmlns:pic="http://schemas.openxmlformats.org/drawingml/2006/picture" xmlns:wp="http://schemas.openxmlformats.org/drawingml/2006/wordprocessingDrawing">
   <w:body>
-    <w:bookmarkStart w:id="24" w:name="_24af855a24565bc512e345a16e8d55bb40fcc9a"/>
+    <w:bookmarkStart w:id="35" w:name="s3-calibration"/>
     <w:p>
       <w:pPr>
         <w:pStyle w:val="Heading1"/>
@@ -614,7 +614,7 @@
     </w:tbl>
     <w:p>
       <w:pPr>
-        <w:pStyle w:val="FirstParagraph"/>
+        <w:pStyle w:val="BodyText"/>
       </w:pPr>
       <w:r>
         <w:t xml:space="preserve">* The random arm’s WCE lies below its own bootstrap interval. Its predicted risks all sit within 0.002 of the outcome rate, so on the full test set the binned error is almost zero. Every resample moves the observed rate away from those fixed risks, so the resampled errors are larger. The interval therefore describes resampling noise around a near-zero error, not uncertainty about a positive one.</w:t>
@@ -1215,7 +1215,7 @@
     </w:tbl>
     <w:p>
       <w:pPr>
-        <w:pStyle w:val="FirstParagraph"/>
+        <w:pStyle w:val="BodyText"/>
       </w:pPr>
       <w:r>
         <w:t xml:space="preserve">A Embedded logistic regression</w:t>
@@ -1230,18 +1230,18 @@
           <wp:inline>
             <wp:extent cx="5303520" cy="2863900"/>
             <wp:effectExtent b="0" l="0" r="0" t="0"/>
-            <wp:docPr descr="" title="" id="10" name="Picture"/>
+            <wp:docPr descr="" title="" id="21" name="Picture"/>
             <a:graphic>
               <a:graphicData uri="http://schemas.openxmlformats.org/drawingml/2006/picture">
                 <pic:pic>
                   <pic:nvPicPr>
-                    <pic:cNvPr descr="/Users/mikeyferguson/Developer/Atlas/.claude/worktrees/wf_ac3faf7c-0a3-1/research/TRD-EHR/exports/results/Qwen-Qwen3-Embedding-8B/google_medgemma-27b-text-it/calibration_curves/calibration_curve_logistic_regression_EMBEDDED.png" id="11" name="Picture"/>
+                    <pic:cNvPr descr="../results/Qwen-Qwen3-Embedding-8B/google_medgemma-27b-text-it/calibration_curves/calibration_curve_logistic_regression_EMBEDDED.png" id="22" name="Picture"/>
                     <pic:cNvPicPr>
                       <a:picLocks noChangeArrowheads="1" noChangeAspect="1"/>
                     </pic:cNvPicPr>
                   </pic:nvPicPr>
                   <pic:blipFill>
-                    <a:blip r:embed="rId9"/>
+                    <a:blip r:embed="rId20"/>
                     <a:stretch>
                       <a:fillRect/>
                     </a:stretch>
@@ -1285,18 +1285,18 @@
           <wp:inline>
             <wp:extent cx="5303520" cy="2863900"/>
             <wp:effectExtent b="0" l="0" r="0" t="0"/>
-            <wp:docPr descr="" title="" id="13" name="Picture"/>
+            <wp:docPr descr="" title="" id="24" name="Picture"/>
             <a:graphic>
               <a:graphicData uri="http://schemas.openxmlformats.org/drawingml/2006/picture">
                 <pic:pic>
                   <pic:nvPicPr>
-                    <pic:cNvPr descr="/Users/mikeyferguson/Developer/Atlas/.claude/worktrees/wf_ac3faf7c-0a3-1/research/TRD-EHR/exports/results/Qwen-Qwen3-Embedding-8B/google_medgemma-27b-text-it/calibration_curves/calibration_curve_xgboost_FEATURE.png" id="14" name="Picture"/>
+                    <pic:cNvPr descr="../results/Qwen-Qwen3-Embedding-8B/google_medgemma-27b-text-it/calibration_curves/calibration_curve_xgboost_FEATURE.png" id="25" name="Picture"/>
                     <pic:cNvPicPr>
                       <a:picLocks noChangeArrowheads="1" noChangeAspect="1"/>
                     </pic:cNvPicPr>
                   </pic:nvPicPr>
                   <pic:blipFill>
-                    <a:blip r:embed="rId12"/>
+                    <a:blip r:embed="rId23"/>
                     <a:stretch>
                       <a:fillRect/>
                     </a:stretch>
@@ -1340,18 +1340,18 @@
           <wp:inline>
             <wp:extent cx="5303520" cy="2863900"/>
             <wp:effectExtent b="0" l="0" r="0" t="0"/>
-            <wp:docPr descr="" title="" id="16" name="Picture"/>
+            <wp:docPr descr="" title="" id="27" name="Picture"/>
             <a:graphic>
               <a:graphicData uri="http://schemas.openxmlformats.org/drawingml/2006/picture">
                 <pic:pic>
                   <pic:nvPicPr>
-                    <pic:cNvPr descr="/Users/mikeyferguson/Developer/Atlas/.claude/worktrees/wf_ac3faf7c-0a3-1/research/TRD-EHR/exports/results/Qwen-Qwen3-Embedding-8B/google_medgemma-27b-text-it/neighbor_count_sweep/best_k_panels/calibration_curve_NEAREST_IMPORTANCE_WEIGHTED_alpha1_k295.png" id="17" name="Picture"/>
+                    <pic:cNvPr descr="../results/Qwen-Qwen3-Embedding-8B/google_medgemma-27b-text-it/neighbor_count_sweep/best_k_panels/calibration_curve_NEAREST_IMPORTANCE_WEIGHTED_alpha1_k295.png" id="28" name="Picture"/>
                     <pic:cNvPicPr>
                       <a:picLocks noChangeArrowheads="1" noChangeAspect="1"/>
                     </pic:cNvPicPr>
                   </pic:nvPicPr>
                   <pic:blipFill>
-                    <a:blip r:embed="rId15"/>
+                    <a:blip r:embed="rId26"/>
                     <a:stretch>
                       <a:fillRect/>
                     </a:stretch>
@@ -1395,18 +1395,18 @@
           <wp:inline>
             <wp:extent cx="5303520" cy="2863900"/>
             <wp:effectExtent b="0" l="0" r="0" t="0"/>
-            <wp:docPr descr="" title="" id="19" name="Picture"/>
+            <wp:docPr descr="" title="" id="30" name="Picture"/>
             <a:graphic>
               <a:graphicData uri="http://schemas.openxmlformats.org/drawingml/2006/picture">
                 <pic:pic>
                   <pic:nvPicPr>
-                    <pic:cNvPr descr="/Users/mikeyferguson/Developer/Atlas/.claude/worktrees/wf_ac3faf7c-0a3-1/research/TRD-EHR/exports/results/Qwen-Qwen3-Embedding-8B/google_medgemma-27b-text-it/neighbor_count_sweep/best_k_panels/calibration_curve_NEAREST_PLAIN_COSINE_alpha1_k757.png" id="20" name="Picture"/>
+                    <pic:cNvPr descr="../results/Qwen-Qwen3-Embedding-8B/google_medgemma-27b-text-it/neighbor_count_sweep/best_k_panels/calibration_curve_NEAREST_PLAIN_COSINE_alpha1_k757.png" id="31" name="Picture"/>
                     <pic:cNvPicPr>
                       <a:picLocks noChangeArrowheads="1" noChangeAspect="1"/>
                     </pic:cNvPicPr>
                   </pic:nvPicPr>
                   <pic:blipFill>
-                    <a:blip r:embed="rId18"/>
+                    <a:blip r:embed="rId29"/>
                     <a:stretch>
                       <a:fillRect/>
                     </a:stretch>
@@ -1450,18 +1450,18 @@
           <wp:inline>
             <wp:extent cx="5303520" cy="2863900"/>
             <wp:effectExtent b="0" l="0" r="0" t="0"/>
-            <wp:docPr descr="" title="" id="22" name="Picture"/>
+            <wp:docPr descr="" title="" id="33" name="Picture"/>
             <a:graphic>
               <a:graphicData uri="http://schemas.openxmlformats.org/drawingml/2006/picture">
                 <pic:pic>
                   <pic:nvPicPr>
-                    <pic:cNvPr descr="/Users/mikeyferguson/Developer/Atlas/.claude/worktrees/wf_ac3faf7c-0a3-1/research/TRD-EHR/exports/results/Qwen-Qwen3-Embedding-8B/google_medgemma-27b-text-it/neighbor_count_sweep/best_k_panels/calibration_curve_RANDOM_UNIFORM_k32720.png" id="23" name="Picture"/>
+                    <pic:cNvPr descr="../results/Qwen-Qwen3-Embedding-8B/google_medgemma-27b-text-it/neighbor_count_sweep/best_k_panels/calibration_curve_RANDOM_UNIFORM_k32720.png" id="34" name="Picture"/>
                     <pic:cNvPicPr>
                       <a:picLocks noChangeArrowheads="1" noChangeAspect="1"/>
                     </pic:cNvPicPr>
                   </pic:nvPicPr>
                   <pic:blipFill>
-                    <a:blip r:embed="rId21"/>
+                    <a:blip r:embed="rId32"/>
                     <a:stretch>
                       <a:fillRect/>
                     </a:stretch>
@@ -1496,7 +1496,7 @@
         <w:t xml:space="preserve">Figure S5. Calibration curves for embedded logistic regression (A), feature-vector XGBoost (B), and the 3 retrieval arms at their own test-selected best k (C–E). E is the same random draw as Figure S4E, the one of 1,000 whose ROC AUC at that k is closest to their mean. Panels C–E carry a 95% CI on each bin. Retrieval panels use 10 bins of equal patient count, because retrieval risks crowd near the outcome rate. Random risks all lie near 0.175, so panel E is one cluster of points. The diagonal indicates agreement between predicted and observed outcome frequency; points above it indicate underprediction in that bin, and points below indicate overprediction. The sample is enriched for depression.</w:t>
       </w:r>
     </w:p>
-    <w:bookmarkEnd w:id="24"/>
+    <w:bookmarkEnd w:id="35"/>
     <w:sectPr>
       <w:pgSz w:h="15840" w:w="12240"/>
       <w:pgMar w:bottom="1440" w:footer="708" w:gutter="0" w:header="708" w:left="1800" w:right="1800" w:top="1440"/>
